--- a/红色警戒杯模拟赛Ⅰ/红色警戒杯模拟赛Ⅰ.docx
+++ b/红色警戒杯模拟赛Ⅰ/红色警戒杯模拟赛Ⅰ.docx
@@ -5092,8 +5092,6 @@
           <w:lang w:val="en-US" w:eastAsia="zh-CN"/>
         </w:rPr>
       </w:pPr>
-      <w:bookmarkStart w:id="22" w:name="_GoBack"/>
-      <w:bookmarkEnd w:id="22"/>
     </w:p>
     <w:p>
       <w:pPr>
@@ -5419,7 +5417,29 @@
           <w:szCs w:val="24"/>
           <w:lang w:val="en-US" w:eastAsia="zh-CN"/>
         </w:rPr>
-        <w:t>，对于伤害为正的单位，只有当同种单位全部被消灭后，鲍里斯才能攻击其他种类的单位</w:t>
+        <w:t>，对于伤害为正的单位，</w:t>
+      </w:r>
+      <w:r>
+        <w:rPr>
+          <w:rFonts w:hint="eastAsia" w:ascii="宋体" w:hAnsi="宋体" w:eastAsia="宋体" w:cs="宋体"/>
+          <w:b w:val="0"/>
+          <w:sz w:val="24"/>
+          <w:szCs w:val="24"/>
+        </w:rPr>
+        <w:t>如果遭到了鲍里斯的攻击，</w:t>
+      </w:r>
+      <w:bookmarkStart w:id="22" w:name="_GoBack"/>
+      <w:bookmarkEnd w:id="22"/>
+      <w:r>
+        <w:rPr>
+          <w:rFonts w:hint="eastAsia" w:asciiTheme="minorEastAsia" w:hAnsiTheme="minorEastAsia" w:cstheme="minorEastAsia"/>
+          <w:b w:val="0"/>
+          <w:bCs w:val="0"/>
+          <w:sz w:val="24"/>
+          <w:szCs w:val="24"/>
+          <w:lang w:val="en-US" w:eastAsia="zh-CN"/>
+        </w:rPr>
+        <w:t>只有当同种单位全部被消灭后，鲍里斯才能攻击其他种类的单位</w:t>
       </w:r>
       <w:bookmarkEnd w:id="11"/>
       <w:r>
